--- a/builds/sm3/u0/Unit 0 Lesson 4.docx
+++ b/builds/sm3/u0/Unit 0 Lesson 4.docx
@@ -9,18 +9,20 @@
       <w:r>
         <w:rPr>
           <w:b/>
-          <w:sz w:val="28"/>
+          <w:color w:val="143A6B"/>
+          <w:sz w:val="32"/>
         </w:rPr>
         <w:t>Unit 0 Lesson 4</w:t>
       </w:r>
     </w:p>
     <w:p>
       <w:pPr>
-        <w:spacing w:after="80"/>
+        <w:spacing w:after="120"/>
       </w:pPr>
       <w:r>
         <w:rPr>
           <w:b/>
+          <w:color w:val="B13E0F"/>
           <w:sz w:val="22"/>
         </w:rPr>
         <w:t>Topic: Story “The old book”; phonics: short vowel sounds</w:t>
@@ -33,6 +35,7 @@
       <w:r>
         <w:rPr>
           <w:b/>
+          <w:color w:val="143A6B"/>
           <w:sz w:val="20"/>
         </w:rPr>
         <w:t>Aims:</w:t>
@@ -45,9 +48,10 @@
       <w:r>
         <w:rPr>
           <w:b w:val="0"/>
+          <w:color w:val="1F2937"/>
           <w:sz w:val="20"/>
         </w:rPr>
-        <w:t>Read and understand the story</w:t>
+        <w:t>•  Read and understand the story</w:t>
       </w:r>
     </w:p>
     <w:p>
@@ -57,9 +61,10 @@
       <w:r>
         <w:rPr>
           <w:b w:val="0"/>
+          <w:color w:val="1F2937"/>
           <w:sz w:val="20"/>
         </w:rPr>
-        <w:t>Practise short vowel sounds</w:t>
+        <w:t>•  Practise short vowel sounds</w:t>
       </w:r>
     </w:p>
     <w:p>
@@ -69,9 +74,10 @@
       <w:r>
         <w:rPr>
           <w:b w:val="0"/>
+          <w:color w:val="1F2937"/>
           <w:sz w:val="20"/>
         </w:rPr>
-        <w:t>Act out the story</w:t>
+        <w:t>•  Act out the story</w:t>
       </w:r>
     </w:p>
     <w:p>
@@ -81,6 +87,7 @@
       <w:r>
         <w:rPr>
           <w:b w:val="0"/>
+          <w:color w:val="1F2937"/>
           <w:sz w:val="20"/>
         </w:rPr>
       </w:r>
@@ -92,6 +99,7 @@
       <w:r>
         <w:rPr>
           <w:b/>
+          <w:color w:val="143A6B"/>
           <w:sz w:val="20"/>
         </w:rPr>
         <w:t>HOMEWORK:</w:t>
@@ -103,7 +111,8 @@
       </w:pPr>
       <w:r>
         <w:rPr>
-          <w:b w:val="0"/>
+          <w:b/>
+          <w:color w:val="1F2937"/>
           <w:sz w:val="20"/>
         </w:rPr>
         <w:t>Домашнее задание на платформе. Название: SM3 Unit 0 Homework 4</w:t>
@@ -116,6 +125,7 @@
       <w:r>
         <w:rPr>
           <w:b w:val="0"/>
+          <w:color w:val="1F2937"/>
           <w:sz w:val="20"/>
         </w:rPr>
         <w:t>Зайдите на платформу, добавьте урок, войдите в Мой класс и впишите домашнее задание.</w:t>
@@ -127,27 +137,44 @@
         <w:tblW w:type="auto" w:w="0"/>
         <w:tblLayout w:type="fixed"/>
         <w:tblLook w:firstColumn="1" w:firstRow="1" w:lastColumn="0" w:lastRow="0" w:noHBand="0" w:noVBand="1" w:val="04A0"/>
+        <w:tblBorders>
+          <w:top w:val="single" w:sz="4" w:space="0" w:color="C9D4E4"/>
+          <w:left w:val="single" w:sz="4" w:space="0" w:color="C9D4E4"/>
+          <w:bottom w:val="single" w:sz="4" w:space="0" w:color="C9D4E4"/>
+          <w:right w:val="single" w:sz="4" w:space="0" w:color="C9D4E4"/>
+          <w:insideH w:val="single" w:sz="4" w:space="0" w:color="C9D4E4"/>
+          <w:insideV w:val="single" w:sz="4" w:space="0" w:color="C9D4E4"/>
+        </w:tblBorders>
+        <w:tblCellMar>
+          <w:top w:w="60" w:type="dxa"/>
+          <w:left w:w="90" w:type="dxa"/>
+          <w:bottom w:w="60" w:type="dxa"/>
+          <w:right w:w="90" w:type="dxa"/>
+        </w:tblCellMar>
+        <w:tblLayout w:type="fixed"/>
       </w:tblPr>
       <w:tblGrid>
-        <w:gridCol w:w="3501"/>
-        <w:gridCol w:w="3501"/>
-        <w:gridCol w:w="3501"/>
-        <w:gridCol w:w="3501"/>
+        <w:gridCol w:w="1474"/>
+        <w:gridCol w:w="1020"/>
+        <w:gridCol w:w="7314"/>
+        <w:gridCol w:w="4195"/>
       </w:tblGrid>
       <w:tr>
         <w:tc>
           <w:tcPr>
-            <w:tcW w:type="dxa" w:w="1417"/>
+            <w:tcW w:type="dxa" w:w="1474"/>
+            <w:shd w:val="clear" w:color="auto" w:fill="1F3A6B"/>
           </w:tcPr>
           <w:p>
             <w:pPr>
-              <w:spacing w:after="20"/>
+              <w:spacing w:after="40"/>
             </w:pPr>
             <w:r/>
             <w:r>
               <w:rPr>
                 <w:b/>
-                <w:sz w:val="18"/>
+                <w:color w:val="FFFFFF"/>
+                <w:sz w:val="20"/>
               </w:rPr>
               <w:t>Stage</w:t>
             </w:r>
@@ -155,17 +182,20 @@
         </w:tc>
         <w:tc>
           <w:tcPr>
-            <w:tcW w:type="dxa" w:w="1247"/>
+            <w:tcW w:type="dxa" w:w="1020"/>
+            <w:shd w:val="clear" w:color="auto" w:fill="1F3A6B"/>
           </w:tcPr>
           <w:p>
             <w:pPr>
-              <w:spacing w:after="20"/>
+              <w:spacing w:after="40"/>
+              <w:jc w:val="center"/>
             </w:pPr>
             <w:r/>
             <w:r>
               <w:rPr>
                 <w:b/>
-                <w:sz w:val="18"/>
+                <w:color w:val="FFFFFF"/>
+                <w:sz w:val="20"/>
               </w:rPr>
               <w:t>Time</w:t>
             </w:r>
@@ -173,17 +203,19 @@
         </w:tc>
         <w:tc>
           <w:tcPr>
-            <w:tcW w:type="dxa" w:w="7087"/>
+            <w:tcW w:type="dxa" w:w="7313"/>
+            <w:shd w:val="clear" w:color="auto" w:fill="1F3A6B"/>
           </w:tcPr>
           <w:p>
             <w:pPr>
-              <w:spacing w:after="20"/>
+              <w:spacing w:after="40"/>
             </w:pPr>
             <w:r/>
             <w:r>
               <w:rPr>
                 <w:b/>
-                <w:sz w:val="18"/>
+                <w:color w:val="FFFFFF"/>
+                <w:sz w:val="20"/>
               </w:rPr>
               <w:t>Tasks</w:t>
             </w:r>
@@ -191,17 +223,19 @@
         </w:tc>
         <w:tc>
           <w:tcPr>
-            <w:tcW w:type="dxa" w:w="4819"/>
+            <w:tcW w:type="dxa" w:w="4195"/>
+            <w:shd w:val="clear" w:color="auto" w:fill="1F3A6B"/>
           </w:tcPr>
           <w:p>
             <w:pPr>
-              <w:spacing w:after="20"/>
+              <w:spacing w:after="40"/>
             </w:pPr>
             <w:r/>
             <w:r>
               <w:rPr>
                 <w:b/>
-                <w:sz w:val="18"/>
+                <w:color w:val="FFFFFF"/>
+                <w:sz w:val="20"/>
               </w:rPr>
               <w:t>Alternative</w:t>
             </w:r>
@@ -211,17 +245,19 @@
       <w:tr>
         <w:tc>
           <w:tcPr>
-            <w:tcW w:type="dxa" w:w="1417"/>
+            <w:tcW w:type="dxa" w:w="1474"/>
+            <w:shd w:val="clear" w:color="auto" w:fill="F3F7FC"/>
           </w:tcPr>
           <w:p>
             <w:pPr>
-              <w:spacing w:after="20"/>
+              <w:spacing w:after="40"/>
             </w:pPr>
             <w:r/>
             <w:r>
               <w:rPr>
                 <w:b/>
-                <w:sz w:val="18"/>
+                <w:color w:val="143A6B"/>
+                <w:sz w:val="20"/>
               </w:rPr>
               <w:t>Warm-up</w:t>
             </w:r>
@@ -229,17 +265,19 @@
         </w:tc>
         <w:tc>
           <w:tcPr>
-            <w:tcW w:type="dxa" w:w="1247"/>
+            <w:tcW w:type="dxa" w:w="1020"/>
           </w:tcPr>
           <w:p>
             <w:pPr>
-              <w:spacing w:after="20"/>
+              <w:spacing w:after="40"/>
+              <w:jc w:val="center"/>
             </w:pPr>
             <w:r/>
             <w:r>
               <w:rPr>
-                <w:b w:val="0"/>
-                <w:sz w:val="18"/>
+                <w:b/>
+                <w:color w:val="143A6B"/>
+                <w:sz w:val="20"/>
               </w:rPr>
               <w:t>3-5</w:t>
             </w:r>
@@ -247,17 +285,19 @@
         </w:tc>
         <w:tc>
           <w:tcPr>
-            <w:tcW w:type="dxa" w:w="7087"/>
+            <w:tcW w:type="dxa" w:w="7313"/>
           </w:tcPr>
           <w:p>
             <w:pPr>
-              <w:spacing w:after="20"/>
+              <w:spacing w:after="40"/>
             </w:pPr>
             <w:r/>
             <w:r>
               <w:rPr>
                 <w:b w:val="0"/>
-                <w:sz w:val="18"/>
+                <w:i w:val="0"/>
+                <w:color w:val="1F2937"/>
+                <w:sz w:val="19"/>
               </w:rPr>
               <w:t>Ask students about their mood, if they have anything new, anything interesting, etc.</w:t>
             </w:r>
@@ -265,28 +305,33 @@
         </w:tc>
         <w:tc>
           <w:tcPr>
-            <w:tcW w:type="dxa" w:w="4819"/>
+            <w:tcW w:type="dxa" w:w="4195"/>
           </w:tcPr>
           <w:p>
             <w:pPr>
-              <w:spacing w:after="20"/>
+              <w:spacing w:after="40"/>
             </w:pPr>
             <w:r/>
-            <w:r>
-              <w:rPr>
-                <w:b w:val="0"/>
-                <w:sz w:val="18"/>
-              </w:rPr>
-              <w:t>Baamboozle - name 3 https://www.baamboozle.com/game/202322</w:t>
-            </w:r>
+            <w:hyperlink r:id="rId9">
+              <w:r>
+                <w:rPr>
+                  <w:color w:val="1155CC"/>
+                  <w:sz w:val="18"/>
+                  <w:u w:val="single"/>
+                </w:rPr>
+                <w:t xml:space="preserve">Baamboozle — name 3</w:t>
+              </w:r>
+            </w:hyperlink>
           </w:p>
           <w:p>
             <w:pPr>
-              <w:spacing w:after="20"/>
+              <w:spacing w:after="40"/>
             </w:pPr>
             <w:r>
               <w:rPr>
                 <w:b w:val="0"/>
+                <w:i/>
+                <w:color w:val="5A6372"/>
                 <w:sz w:val="18"/>
               </w:rPr>
               <w:t>Hangman</w:t>
@@ -294,11 +339,13 @@
           </w:p>
           <w:p>
             <w:pPr>
-              <w:spacing w:after="20"/>
+              <w:spacing w:after="40"/>
             </w:pPr>
             <w:r>
               <w:rPr>
                 <w:b w:val="0"/>
+                <w:i/>
+                <w:color w:val="5A6372"/>
                 <w:sz w:val="18"/>
               </w:rPr>
               <w:t>“Simon says…”</w:t>
@@ -309,17 +356,19 @@
       <w:tr>
         <w:tc>
           <w:tcPr>
-            <w:tcW w:type="dxa" w:w="1417"/>
+            <w:tcW w:type="dxa" w:w="1474"/>
+            <w:shd w:val="clear" w:color="auto" w:fill="F3F7FC"/>
           </w:tcPr>
           <w:p>
             <w:pPr>
-              <w:spacing w:after="20"/>
+              <w:spacing w:after="40"/>
             </w:pPr>
             <w:r/>
             <w:r>
               <w:rPr>
                 <w:b/>
-                <w:sz w:val="18"/>
+                <w:color w:val="143A6B"/>
+                <w:sz w:val="20"/>
               </w:rPr>
               <w:t>Revision\HW check</w:t>
             </w:r>
@@ -327,17 +376,19 @@
         </w:tc>
         <w:tc>
           <w:tcPr>
-            <w:tcW w:type="dxa" w:w="1247"/>
+            <w:tcW w:type="dxa" w:w="1020"/>
           </w:tcPr>
           <w:p>
             <w:pPr>
-              <w:spacing w:after="20"/>
+              <w:spacing w:after="40"/>
+              <w:jc w:val="center"/>
             </w:pPr>
             <w:r/>
             <w:r>
               <w:rPr>
-                <w:b w:val="0"/>
-                <w:sz w:val="18"/>
+                <w:b/>
+                <w:color w:val="143A6B"/>
+                <w:sz w:val="20"/>
               </w:rPr>
               <w:t>5</w:t>
             </w:r>
@@ -345,17 +396,19 @@
         </w:tc>
         <w:tc>
           <w:tcPr>
-            <w:tcW w:type="dxa" w:w="7087"/>
+            <w:tcW w:type="dxa" w:w="7313"/>
           </w:tcPr>
           <w:p>
             <w:pPr>
-              <w:spacing w:after="20"/>
+              <w:spacing w:after="40"/>
             </w:pPr>
             <w:r/>
             <w:r>
               <w:rPr>
                 <w:b w:val="0"/>
-                <w:sz w:val="18"/>
+                <w:i w:val="0"/>
+                <w:color w:val="1F2937"/>
+                <w:sz w:val="19"/>
               </w:rPr>
               <w:t>Give a little feedback on the students’ homework. Ask: Who is Nick’s grandfather? Who is your mother’s sister?</w:t>
             </w:r>
@@ -363,107 +416,113 @@
         </w:tc>
         <w:tc>
           <w:tcPr>
-            <w:tcW w:type="dxa" w:w="4819"/>
+            <w:tcW w:type="dxa" w:w="4195"/>
           </w:tcPr>
           <w:p>
             <w:pPr>
-              <w:spacing w:after="20"/>
+              <w:spacing w:after="40"/>
             </w:pPr>
             <w:r/>
-            <w:r>
-              <w:rPr>
-                <w:b w:val="0"/>
-                <w:sz w:val="18"/>
-              </w:rPr>
-            </w:r>
           </w:p>
         </w:tc>
       </w:tr>
       <w:tr>
         <w:tc>
           <w:tcPr>
-            <w:tcW w:type="dxa" w:w="1417"/>
+            <w:tcW w:type="dxa" w:w="1474"/>
+            <w:shd w:val="clear" w:color="auto" w:fill="F3F7FC"/>
           </w:tcPr>
           <w:p>
             <w:pPr>
-              <w:spacing w:after="20"/>
+              <w:spacing w:after="40"/>
             </w:pPr>
             <w:r/>
             <w:r>
               <w:rPr>
                 <w:b/>
-                <w:sz w:val="18"/>
+                <w:color w:val="143A6B"/>
+                <w:sz w:val="20"/>
               </w:rPr>
-              <w:t>PlAN of the lesson</w:t>
+              <w:t>PLAN of the lesson</w:t>
             </w:r>
           </w:p>
         </w:tc>
         <w:tc>
           <w:tcPr>
-            <w:tcW w:type="dxa" w:w="1247"/>
+            <w:tcW w:type="dxa" w:w="1020"/>
           </w:tcPr>
           <w:p>
             <w:pPr>
-              <w:spacing w:after="20"/>
+              <w:spacing w:after="40"/>
+              <w:jc w:val="center"/>
             </w:pPr>
             <w:r/>
             <w:r>
               <w:rPr>
-                <w:b w:val="0"/>
-                <w:sz w:val="18"/>
+                <w:b/>
+                <w:color w:val="143A6B"/>
+                <w:sz w:val="20"/>
               </w:rPr>
             </w:r>
           </w:p>
         </w:tc>
         <w:tc>
           <w:tcPr>
-            <w:tcW w:type="dxa" w:w="7087"/>
+            <w:tcW w:type="dxa" w:w="7313"/>
           </w:tcPr>
           <w:p>
             <w:pPr>
-              <w:spacing w:after="20"/>
+              <w:spacing w:after="40"/>
             </w:pPr>
             <w:r/>
             <w:r>
               <w:rPr>
                 <w:b w:val="0"/>
-                <w:sz w:val="18"/>
+                <w:i w:val="0"/>
+                <w:color w:val="1F2937"/>
+                <w:sz w:val="19"/>
               </w:rPr>
               <w:t>Read the story</w:t>
             </w:r>
           </w:p>
           <w:p>
             <w:pPr>
-              <w:spacing w:after="20"/>
+              <w:spacing w:after="40"/>
             </w:pPr>
             <w:r>
               <w:rPr>
                 <w:b w:val="0"/>
-                <w:sz w:val="18"/>
+                <w:i w:val="0"/>
+                <w:color w:val="1F2937"/>
+                <w:sz w:val="19"/>
               </w:rPr>
               <w:t>Find out who gets the book</w:t>
             </w:r>
           </w:p>
           <w:p>
             <w:pPr>
-              <w:spacing w:after="20"/>
+              <w:spacing w:after="40"/>
             </w:pPr>
             <w:r>
               <w:rPr>
                 <w:b w:val="0"/>
-                <w:sz w:val="18"/>
+                <w:i w:val="0"/>
+                <w:color w:val="1F2937"/>
+                <w:sz w:val="19"/>
               </w:rPr>
               <w:t>Practise sounds</w:t>
             </w:r>
           </w:p>
           <w:p>
             <w:pPr>
-              <w:spacing w:after="20"/>
+              <w:spacing w:after="40"/>
             </w:pPr>
             <w:r>
               <w:rPr>
                 <w:b w:val="0"/>
-                <w:sz w:val="18"/>
+                <w:i w:val="0"/>
+                <w:color w:val="1F2937"/>
+                <w:sz w:val="19"/>
               </w:rPr>
               <w:t>Act and have fun</w:t>
             </w:r>
@@ -471,36 +530,32 @@
         </w:tc>
         <w:tc>
           <w:tcPr>
-            <w:tcW w:type="dxa" w:w="4819"/>
+            <w:tcW w:type="dxa" w:w="4195"/>
           </w:tcPr>
           <w:p>
             <w:pPr>
-              <w:spacing w:after="20"/>
+              <w:spacing w:after="40"/>
             </w:pPr>
             <w:r/>
-            <w:r>
-              <w:rPr>
-                <w:b w:val="0"/>
-                <w:sz w:val="18"/>
-              </w:rPr>
-            </w:r>
           </w:p>
         </w:tc>
       </w:tr>
       <w:tr>
         <w:tc>
           <w:tcPr>
-            <w:tcW w:type="dxa" w:w="1417"/>
+            <w:tcW w:type="dxa" w:w="1474"/>
+            <w:shd w:val="clear" w:color="auto" w:fill="F3F7FC"/>
           </w:tcPr>
           <w:p>
             <w:pPr>
-              <w:spacing w:after="20"/>
+              <w:spacing w:after="40"/>
             </w:pPr>
             <w:r/>
             <w:r>
               <w:rPr>
                 <w:b/>
-                <w:sz w:val="18"/>
+                <w:color w:val="143A6B"/>
+                <w:sz w:val="20"/>
               </w:rPr>
               <w:t>LEAD in</w:t>
             </w:r>
@@ -508,17 +563,19 @@
         </w:tc>
         <w:tc>
           <w:tcPr>
-            <w:tcW w:type="dxa" w:w="1247"/>
+            <w:tcW w:type="dxa" w:w="1020"/>
           </w:tcPr>
           <w:p>
             <w:pPr>
-              <w:spacing w:after="20"/>
+              <w:spacing w:after="40"/>
+              <w:jc w:val="center"/>
             </w:pPr>
             <w:r/>
             <w:r>
               <w:rPr>
-                <w:b w:val="0"/>
-                <w:sz w:val="18"/>
+                <w:b/>
+                <w:color w:val="143A6B"/>
+                <w:sz w:val="20"/>
               </w:rPr>
               <w:t>2-5</w:t>
             </w:r>
@@ -526,34 +583,47 @@
         </w:tc>
         <w:tc>
           <w:tcPr>
-            <w:tcW w:type="dxa" w:w="7087"/>
+            <w:tcW w:type="dxa" w:w="7313"/>
           </w:tcPr>
           <w:p>
             <w:pPr>
-              <w:spacing w:after="20"/>
+              <w:spacing w:after="40"/>
+            </w:pPr>
+            <w:r/>
+            <w:r>
+              <w:rPr>
+                <w:b/>
+                <w:i w:val="0"/>
+                <w:color w:val="143A6B"/>
+                <w:sz w:val="19"/>
+              </w:rPr>
+              <w:t>SB p. 8</w:t>
+            </w:r>
+            <w:r>
+              <w:rPr>
+                <w:b w:val="0"/>
+                <w:i w:val="0"/>
+                <w:color w:val="1F2937"/>
+                <w:sz w:val="19"/>
+              </w:rPr>
+              <w:t xml:space="preserve"> - look at the pictures only, do not read yet. Ask: Who is in the story? Where are they? What is Buster doing? What do you think the two adults want?</w:t>
+            </w:r>
+          </w:p>
+        </w:tc>
+        <w:tc>
+          <w:tcPr>
+            <w:tcW w:type="dxa" w:w="4195"/>
+          </w:tcPr>
+          <w:p>
+            <w:pPr>
+              <w:spacing w:after="40"/>
             </w:pPr>
             <w:r/>
             <w:r>
               <w:rPr>
                 <w:b w:val="0"/>
-                <w:sz w:val="18"/>
-              </w:rPr>
-              <w:t>SB p. 8 - look at the pictures only, do not read yet. Ask: Who is in the story? Where are they? What is Buster doing? What do you think the two adults want?</w:t>
-            </w:r>
-          </w:p>
-        </w:tc>
-        <w:tc>
-          <w:tcPr>
-            <w:tcW w:type="dxa" w:w="4819"/>
-          </w:tcPr>
-          <w:p>
-            <w:pPr>
-              <w:spacing w:after="20"/>
-            </w:pPr>
-            <w:r/>
-            <w:r>
-              <w:rPr>
-                <w:b w:val="0"/>
+                <w:i/>
+                <w:color w:val="5A6372"/>
                 <w:sz w:val="18"/>
               </w:rPr>
               <w:t xml:space="preserve">Ask students to predict in one sentence: I think they want … </w:t>
@@ -564,17 +634,19 @@
       <w:tr>
         <w:tc>
           <w:tcPr>
-            <w:tcW w:type="dxa" w:w="1417"/>
+            <w:tcW w:type="dxa" w:w="1474"/>
+            <w:shd w:val="clear" w:color="auto" w:fill="F3F7FC"/>
           </w:tcPr>
           <w:p>
             <w:pPr>
-              <w:spacing w:after="20"/>
+              <w:spacing w:after="40"/>
             </w:pPr>
             <w:r/>
             <w:r>
               <w:rPr>
                 <w:b/>
-                <w:sz w:val="18"/>
+                <w:color w:val="143A6B"/>
+                <w:sz w:val="20"/>
               </w:rPr>
               <w:t>Reading</w:t>
             </w:r>
@@ -582,17 +654,19 @@
         </w:tc>
         <w:tc>
           <w:tcPr>
-            <w:tcW w:type="dxa" w:w="1247"/>
+            <w:tcW w:type="dxa" w:w="1020"/>
           </w:tcPr>
           <w:p>
             <w:pPr>
-              <w:spacing w:after="20"/>
+              <w:spacing w:after="40"/>
+              <w:jc w:val="center"/>
             </w:pPr>
             <w:r/>
             <w:r>
               <w:rPr>
-                <w:b w:val="0"/>
-                <w:sz w:val="18"/>
+                <w:b/>
+                <w:color w:val="143A6B"/>
+                <w:sz w:val="20"/>
               </w:rPr>
               <w:t>10-15</w:t>
             </w:r>
@@ -600,46 +674,70 @@
         </w:tc>
         <w:tc>
           <w:tcPr>
-            <w:tcW w:type="dxa" w:w="7087"/>
+            <w:tcW w:type="dxa" w:w="7313"/>
           </w:tcPr>
           <w:p>
             <w:pPr>
-              <w:spacing w:after="20"/>
+              <w:spacing w:after="40"/>
+            </w:pPr>
+            <w:r/>
+            <w:r>
+              <w:rPr>
+                <w:b/>
+                <w:i w:val="0"/>
+                <w:color w:val="143A6B"/>
+                <w:sz w:val="19"/>
+              </w:rPr>
+              <w:t>SB pp. 8-9</w:t>
+            </w:r>
+            <w:r>
+              <w:rPr>
+                <w:b w:val="0"/>
+                <w:i w:val="0"/>
+                <w:color w:val="1F2937"/>
+                <w:sz w:val="19"/>
+              </w:rPr>
+              <w:t xml:space="preserve"> (audio 007) - “The old book”. First listen and follow, then read it by roles: Ben, Lucy, Horax, Zelda. Ask after each pair of pictures: Who’s got the book now?</w:t>
+            </w:r>
+          </w:p>
+          <w:p>
+            <w:pPr>
+              <w:spacing w:after="40"/>
+            </w:pPr>
+            <w:r>
+              <w:rPr>
+                <w:b/>
+                <w:i w:val="0"/>
+                <w:color w:val="143A6B"/>
+                <w:sz w:val="19"/>
+              </w:rPr>
+              <w:t>SB p. 9 ex. 2</w:t>
+            </w:r>
+            <w:r>
+              <w:rPr>
+                <w:b w:val="0"/>
+                <w:i w:val="0"/>
+                <w:color w:val="1F2937"/>
+                <w:sz w:val="19"/>
+              </w:rPr>
+              <w:t xml:space="preserve"> - write t (true) or f (false): Ben and Lucy go to the cellar; Buster finds the old book; Horax and Zelda are good people; Horax and Zelda want the book; Buster is a dog; Buster helps The Explorers to get the book back.</w:t>
+            </w:r>
+          </w:p>
+        </w:tc>
+        <w:tc>
+          <w:tcPr>
+            <w:tcW w:type="dxa" w:w="4195"/>
+          </w:tcPr>
+          <w:p>
+            <w:pPr>
+              <w:spacing w:after="40"/>
             </w:pPr>
             <w:r/>
             <w:r>
               <w:rPr>
                 <w:b w:val="0"/>
-                <w:sz w:val="18"/>
-              </w:rPr>
-              <w:t>SB pp. 8-9 (audio 007) - “The old book”. First listen and follow, then read it by roles: Ben, Lucy, Horax, Zelda. Ask after each pair of pictures: Who’s got the book now?</w:t>
-            </w:r>
-          </w:p>
-          <w:p>
-            <w:pPr>
-              <w:spacing w:after="20"/>
-            </w:pPr>
-            <w:r>
-              <w:rPr>
-                <w:b w:val="0"/>
-                <w:sz w:val="18"/>
-              </w:rPr>
-              <w:t>SB p. 9 ex. 2 - write t (true) or f (false): Ben and Lucy go to the cellar; Buster finds the old book; Horax and Zelda are good people; Horax and Zelda want the book; Buster is a dog; Buster helps The Explorers to get the book back.</w:t>
-            </w:r>
-          </w:p>
-        </w:tc>
-        <w:tc>
-          <w:tcPr>
-            <w:tcW w:type="dxa" w:w="4819"/>
-          </w:tcPr>
-          <w:p>
-            <w:pPr>
-              <w:spacing w:after="20"/>
-            </w:pPr>
-            <w:r/>
-            <w:r>
-              <w:rPr>
-                <w:b w:val="0"/>
+                <w:i/>
+                <w:color w:val="5A6372"/>
                 <w:sz w:val="18"/>
               </w:rPr>
               <w:t>Read one picture each, round the class; the next student has to say what happened before.</w:t>
@@ -650,17 +748,19 @@
       <w:tr>
         <w:tc>
           <w:tcPr>
-            <w:tcW w:type="dxa" w:w="1417"/>
+            <w:tcW w:type="dxa" w:w="1474"/>
+            <w:shd w:val="clear" w:color="auto" w:fill="F3F7FC"/>
           </w:tcPr>
           <w:p>
             <w:pPr>
-              <w:spacing w:after="20"/>
+              <w:spacing w:after="40"/>
             </w:pPr>
             <w:r/>
             <w:r>
               <w:rPr>
                 <w:b/>
-                <w:sz w:val="18"/>
+                <w:color w:val="143A6B"/>
+                <w:sz w:val="20"/>
               </w:rPr>
               <w:t>Listening</w:t>
             </w:r>
@@ -668,17 +768,19 @@
         </w:tc>
         <w:tc>
           <w:tcPr>
-            <w:tcW w:type="dxa" w:w="1247"/>
+            <w:tcW w:type="dxa" w:w="1020"/>
           </w:tcPr>
           <w:p>
             <w:pPr>
-              <w:spacing w:after="20"/>
+              <w:spacing w:after="40"/>
+              <w:jc w:val="center"/>
             </w:pPr>
             <w:r/>
             <w:r>
               <w:rPr>
-                <w:b w:val="0"/>
-                <w:sz w:val="18"/>
+                <w:b/>
+                <w:color w:val="143A6B"/>
+                <w:sz w:val="20"/>
               </w:rPr>
               <w:t>10-15</w:t>
             </w:r>
@@ -686,29 +788,43 @@
         </w:tc>
         <w:tc>
           <w:tcPr>
-            <w:tcW w:type="dxa" w:w="7087"/>
+            <w:tcW w:type="dxa" w:w="7313"/>
           </w:tcPr>
           <w:p>
             <w:pPr>
-              <w:spacing w:after="20"/>
+              <w:spacing w:after="40"/>
             </w:pPr>
             <w:r/>
             <w:r>
               <w:rPr>
                 <w:b w:val="0"/>
-                <w:sz w:val="18"/>
+                <w:i w:val="0"/>
+                <w:color w:val="1F2937"/>
+                <w:sz w:val="19"/>
               </w:rPr>
-              <w:t>Put the pictures of the story in the right order: https://wordwall.net/resource/75226934/sm3-unit-0-story</w:t>
+              <w:t xml:space="preserve">Put the pictures of the story in the right order: </w:t>
             </w:r>
+            <w:hyperlink r:id="rId10">
+              <w:r>
+                <w:rPr>
+                  <w:color w:val="1155CC"/>
+                  <w:sz w:val="19"/>
+                  <w:u w:val="single"/>
+                </w:rPr>
+                <w:t xml:space="preserve">Wordwall — расставь кадры истории</w:t>
+              </w:r>
+            </w:hyperlink>
           </w:p>
           <w:p>
             <w:pPr>
-              <w:spacing w:after="20"/>
+              <w:spacing w:after="40"/>
             </w:pPr>
             <w:r>
               <w:rPr>
                 <w:b w:val="0"/>
-                <w:sz w:val="18"/>
+                <w:i w:val="0"/>
+                <w:color w:val="1F2937"/>
+                <w:sz w:val="19"/>
               </w:rPr>
               <w:t>Then close the books and retell the story together: first…, then…, after that…, at the end…</w:t>
             </w:r>
@@ -716,16 +832,18 @@
         </w:tc>
         <w:tc>
           <w:tcPr>
-            <w:tcW w:type="dxa" w:w="4819"/>
+            <w:tcW w:type="dxa" w:w="4195"/>
           </w:tcPr>
           <w:p>
             <w:pPr>
-              <w:spacing w:after="20"/>
+              <w:spacing w:after="40"/>
             </w:pPr>
             <w:r/>
             <w:r>
               <w:rPr>
                 <w:b w:val="0"/>
+                <w:i/>
+                <w:color w:val="5A6372"/>
                 <w:sz w:val="18"/>
               </w:rPr>
               <w:t>Say a line from the story - students say who said it and what happened next.</w:t>
@@ -736,17 +854,19 @@
       <w:tr>
         <w:tc>
           <w:tcPr>
-            <w:tcW w:type="dxa" w:w="1417"/>
+            <w:tcW w:type="dxa" w:w="1474"/>
+            <w:shd w:val="clear" w:color="auto" w:fill="F3F7FC"/>
           </w:tcPr>
           <w:p>
             <w:pPr>
-              <w:spacing w:after="20"/>
+              <w:spacing w:after="40"/>
             </w:pPr>
             <w:r/>
             <w:r>
               <w:rPr>
                 <w:b/>
-                <w:sz w:val="18"/>
+                <w:color w:val="143A6B"/>
+                <w:sz w:val="20"/>
               </w:rPr>
               <w:t>Phonics focus</w:t>
             </w:r>
@@ -754,17 +874,19 @@
         </w:tc>
         <w:tc>
           <w:tcPr>
-            <w:tcW w:type="dxa" w:w="1247"/>
+            <w:tcW w:type="dxa" w:w="1020"/>
           </w:tcPr>
           <w:p>
             <w:pPr>
-              <w:spacing w:after="20"/>
+              <w:spacing w:after="40"/>
+              <w:jc w:val="center"/>
             </w:pPr>
             <w:r/>
             <w:r>
               <w:rPr>
-                <w:b w:val="0"/>
-                <w:sz w:val="18"/>
+                <w:b/>
+                <w:color w:val="143A6B"/>
+                <w:sz w:val="20"/>
               </w:rPr>
               <w:t>10-15</w:t>
             </w:r>
@@ -772,70 +894,107 @@
         </w:tc>
         <w:tc>
           <w:tcPr>
-            <w:tcW w:type="dxa" w:w="7087"/>
+            <w:tcW w:type="dxa" w:w="7313"/>
           </w:tcPr>
           <w:p>
             <w:pPr>
-              <w:spacing w:after="20"/>
+              <w:spacing w:after="40"/>
             </w:pPr>
             <w:r/>
             <w:r>
               <w:rPr>
+                <w:b/>
+                <w:i w:val="0"/>
+                <w:color w:val="143A6B"/>
+                <w:sz w:val="19"/>
+              </w:rPr>
+              <w:t>SB p. 9 ex. 3</w:t>
+            </w:r>
+            <w:r>
+              <w:rPr>
                 <w:b w:val="0"/>
-                <w:sz w:val="18"/>
+                <w:i w:val="0"/>
+                <w:color w:val="1F2937"/>
+                <w:sz w:val="19"/>
               </w:rPr>
-              <w:t>SB p. 9 ex. 3 - find who says “Let’s get them” (Zelda).</w:t>
+              <w:t xml:space="preserve"> - find who says “Let’s get them” (Zelda).</w:t>
             </w:r>
           </w:p>
           <w:p>
             <w:pPr>
-              <w:spacing w:after="20"/>
+              <w:spacing w:after="40"/>
+            </w:pPr>
+            <w:r>
+              <w:rPr>
+                <w:b/>
+                <w:i w:val="0"/>
+                <w:color w:val="143A6B"/>
+                <w:sz w:val="19"/>
+              </w:rPr>
+              <w:t>SB p. 9 ex. 4</w:t>
+            </w:r>
+            <w:r>
+              <w:rPr>
+                <w:b w:val="0"/>
+                <w:i w:val="0"/>
+                <w:color w:val="1F2937"/>
+                <w:sz w:val="19"/>
+              </w:rPr>
+              <w:t xml:space="preserve"> (audio 008) - listen and say: Gus pats his pets a lot.</w:t>
+            </w:r>
+          </w:p>
+          <w:p>
+            <w:pPr>
+              <w:spacing w:after="40"/>
             </w:pPr>
             <w:r>
               <w:rPr>
                 <w:b w:val="0"/>
-                <w:sz w:val="18"/>
-              </w:rPr>
-              <w:t>SB p. 9 ex. 4 (audio 008) - listen and say: Gus pats his pets a lot.</w:t>
-            </w:r>
-          </w:p>
-          <w:p>
-            <w:pPr>
-              <w:spacing w:after="20"/>
-            </w:pPr>
-            <w:r>
-              <w:rPr>
-                <w:b w:val="0"/>
-                <w:sz w:val="18"/>
+                <w:i w:val="0"/>
+                <w:color w:val="1F2937"/>
+                <w:sz w:val="19"/>
               </w:rPr>
               <w:t>Short vowel sounds: /a/ /e/ /i/ /o/ /u/ - say the sentence slowly, students clap on every short vowel. Then sort words you say into five groups: cat, pet, big, dog, cup, hat, ten, fish, box, run.</w:t>
             </w:r>
           </w:p>
           <w:p>
             <w:pPr>
-              <w:spacing w:after="20"/>
+              <w:spacing w:after="40"/>
             </w:pPr>
             <w:r>
               <w:rPr>
+                <w:b/>
+                <w:i w:val="0"/>
+                <w:color w:val="B13E0F"/>
+                <w:sz w:val="19"/>
+              </w:rPr>
+              <w:t>CCQ:</w:t>
+            </w:r>
+            <w:r>
+              <w:rPr>
                 <w:b w:val="0"/>
-                <w:sz w:val="18"/>
+                <w:i w:val="0"/>
+                <w:color w:val="1F2937"/>
+                <w:sz w:val="19"/>
               </w:rPr>
-              <w:t>CCQ: Is the sound in “pets” long or short? Does “Gus” sound like “goose”?</w:t>
+              <w:t xml:space="preserve"> Is the sound in “pets” long or short? Does “Gus” sound like “goose”?</w:t>
             </w:r>
           </w:p>
         </w:tc>
         <w:tc>
           <w:tcPr>
-            <w:tcW w:type="dxa" w:w="4819"/>
+            <w:tcW w:type="dxa" w:w="4195"/>
           </w:tcPr>
           <w:p>
             <w:pPr>
-              <w:spacing w:after="20"/>
+              <w:spacing w:after="40"/>
             </w:pPr>
             <w:r/>
             <w:r>
               <w:rPr>
                 <w:b w:val="0"/>
+                <w:i/>
+                <w:color w:val="5A6372"/>
                 <w:sz w:val="18"/>
               </w:rPr>
               <w:t>Tongue twister race: who can say “Gus pats his pets a lot” three times without a mistake.</w:t>
@@ -846,17 +1005,19 @@
       <w:tr>
         <w:tc>
           <w:tcPr>
-            <w:tcW w:type="dxa" w:w="1417"/>
+            <w:tcW w:type="dxa" w:w="1474"/>
+            <w:shd w:val="clear" w:color="auto" w:fill="F3F7FC"/>
           </w:tcPr>
           <w:p>
             <w:pPr>
-              <w:spacing w:after="20"/>
+              <w:spacing w:after="40"/>
             </w:pPr>
             <w:r/>
             <w:r>
               <w:rPr>
                 <w:b/>
-                <w:sz w:val="18"/>
+                <w:color w:val="143A6B"/>
+                <w:sz w:val="20"/>
               </w:rPr>
               <w:t>Freer Practice</w:t>
             </w:r>
@@ -864,17 +1025,19 @@
         </w:tc>
         <w:tc>
           <w:tcPr>
-            <w:tcW w:type="dxa" w:w="1247"/>
+            <w:tcW w:type="dxa" w:w="1020"/>
           </w:tcPr>
           <w:p>
             <w:pPr>
-              <w:spacing w:after="20"/>
+              <w:spacing w:after="40"/>
+              <w:jc w:val="center"/>
             </w:pPr>
             <w:r/>
             <w:r>
               <w:rPr>
-                <w:b w:val="0"/>
-                <w:sz w:val="18"/>
+                <w:b/>
+                <w:color w:val="143A6B"/>
+                <w:sz w:val="20"/>
               </w:rPr>
               <w:t>10-15</w:t>
             </w:r>
@@ -882,41 +1045,56 @@
         </w:tc>
         <w:tc>
           <w:tcPr>
-            <w:tcW w:type="dxa" w:w="7087"/>
+            <w:tcW w:type="dxa" w:w="7313"/>
           </w:tcPr>
           <w:p>
             <w:pPr>
-              <w:spacing w:after="20"/>
+              <w:spacing w:after="40"/>
             </w:pPr>
             <w:r/>
             <w:r>
               <w:rPr>
+                <w:b/>
+                <w:i w:val="0"/>
+                <w:color w:val="B13E0F"/>
+                <w:sz w:val="19"/>
+              </w:rPr>
+              <w:t>SPEAKING</w:t>
+            </w:r>
+            <w:r>
+              <w:rPr>
                 <w:b w:val="0"/>
-                <w:sz w:val="18"/>
+                <w:i w:val="0"/>
+                <w:color w:val="1F2937"/>
+                <w:sz w:val="19"/>
               </w:rPr>
-              <w:t>SPEAKING - act out the story.</w:t>
+              <w:t xml:space="preserve"> - act out the story.</w:t>
             </w:r>
           </w:p>
           <w:p>
             <w:pPr>
-              <w:spacing w:after="20"/>
+              <w:spacing w:after="40"/>
             </w:pPr>
             <w:r>
               <w:rPr>
                 <w:b w:val="0"/>
-                <w:sz w:val="18"/>
+                <w:i w:val="0"/>
+                <w:color w:val="1F2937"/>
+                <w:sz w:val="19"/>
               </w:rPr>
               <w:t>In pairs or threes students choose two pictures from the story and act them out with their own words (Ben, Lucy, Horax, Zelda, Buster). The others guess which pictures they are showing.</w:t>
             </w:r>
           </w:p>
           <w:p>
             <w:pPr>
-              <w:spacing w:after="20"/>
+              <w:spacing w:after="40"/>
             </w:pPr>
             <w:r>
               <w:rPr>
                 <w:b w:val="0"/>
-                <w:sz w:val="18"/>
+                <w:i w:val="0"/>
+                <w:color w:val="1F2937"/>
+                <w:sz w:val="19"/>
               </w:rPr>
               <w:t>Then ask: What happens next? Each student gives one sentence to continue the story.</w:t>
             </w:r>
@@ -924,16 +1102,18 @@
         </w:tc>
         <w:tc>
           <w:tcPr>
-            <w:tcW w:type="dxa" w:w="4819"/>
+            <w:tcW w:type="dxa" w:w="4195"/>
           </w:tcPr>
           <w:p>
             <w:pPr>
-              <w:spacing w:after="20"/>
+              <w:spacing w:after="40"/>
             </w:pPr>
             <w:r/>
             <w:r>
               <w:rPr>
                 <w:b w:val="0"/>
+                <w:i/>
+                <w:color w:val="5A6372"/>
                 <w:sz w:val="18"/>
               </w:rPr>
               <w:t>Hot seat: one student is Horax, the others ask him questions - Why do you want the book? Are you a good person?</w:t>
@@ -944,52 +1124,58 @@
       <w:tr>
         <w:tc>
           <w:tcPr>
-            <w:tcW w:type="dxa" w:w="1417"/>
+            <w:tcW w:type="dxa" w:w="1474"/>
+            <w:shd w:val="clear" w:color="auto" w:fill="F3F7FC"/>
           </w:tcPr>
           <w:p>
             <w:pPr>
-              <w:spacing w:after="20"/>
+              <w:spacing w:after="40"/>
             </w:pPr>
             <w:r/>
             <w:r>
               <w:rPr>
                 <w:b/>
-                <w:sz w:val="18"/>
+                <w:color w:val="143A6B"/>
+                <w:sz w:val="20"/>
               </w:rPr>
-              <w:t>PlAN of the lesson CHECK</w:t>
+              <w:t>PLAN of the lesson CHECK</w:t>
             </w:r>
           </w:p>
         </w:tc>
         <w:tc>
           <w:tcPr>
-            <w:tcW w:type="dxa" w:w="1247"/>
+            <w:tcW w:type="dxa" w:w="1020"/>
           </w:tcPr>
           <w:p>
             <w:pPr>
-              <w:spacing w:after="20"/>
+              <w:spacing w:after="40"/>
+              <w:jc w:val="center"/>
             </w:pPr>
             <w:r/>
             <w:r>
               <w:rPr>
-                <w:b w:val="0"/>
-                <w:sz w:val="18"/>
+                <w:b/>
+                <w:color w:val="143A6B"/>
+                <w:sz w:val="20"/>
               </w:rPr>
             </w:r>
           </w:p>
         </w:tc>
         <w:tc>
           <w:tcPr>
-            <w:tcW w:type="dxa" w:w="7087"/>
+            <w:tcW w:type="dxa" w:w="7313"/>
           </w:tcPr>
           <w:p>
             <w:pPr>
-              <w:spacing w:after="20"/>
+              <w:spacing w:after="40"/>
             </w:pPr>
             <w:r/>
             <w:r>
               <w:rPr>
                 <w:b w:val="0"/>
-                <w:sz w:val="18"/>
+                <w:i w:val="0"/>
+                <w:color w:val="1F2937"/>
+                <w:sz w:val="19"/>
               </w:rPr>
               <w:t>Ask kids to remember the goals and ask whether you have completed everything (you can write it on the white board and ask students to tick).</w:t>
             </w:r>
@@ -997,36 +1183,32 @@
         </w:tc>
         <w:tc>
           <w:tcPr>
-            <w:tcW w:type="dxa" w:w="4819"/>
+            <w:tcW w:type="dxa" w:w="4195"/>
           </w:tcPr>
           <w:p>
             <w:pPr>
-              <w:spacing w:after="20"/>
+              <w:spacing w:after="40"/>
             </w:pPr>
             <w:r/>
-            <w:r>
-              <w:rPr>
-                <w:b w:val="0"/>
-                <w:sz w:val="18"/>
-              </w:rPr>
-            </w:r>
           </w:p>
         </w:tc>
       </w:tr>
       <w:tr>
         <w:tc>
           <w:tcPr>
-            <w:tcW w:type="dxa" w:w="1417"/>
+            <w:tcW w:type="dxa" w:w="1474"/>
+            <w:shd w:val="clear" w:color="auto" w:fill="F3F7FC"/>
           </w:tcPr>
           <w:p>
             <w:pPr>
-              <w:spacing w:after="20"/>
+              <w:spacing w:after="40"/>
             </w:pPr>
             <w:r/>
             <w:r>
               <w:rPr>
                 <w:b/>
-                <w:sz w:val="18"/>
+                <w:color w:val="143A6B"/>
+                <w:sz w:val="20"/>
               </w:rPr>
               <w:t>Feedback\HW</w:t>
             </w:r>
@@ -1034,17 +1216,19 @@
         </w:tc>
         <w:tc>
           <w:tcPr>
-            <w:tcW w:type="dxa" w:w="1247"/>
+            <w:tcW w:type="dxa" w:w="1020"/>
           </w:tcPr>
           <w:p>
             <w:pPr>
-              <w:spacing w:after="20"/>
+              <w:spacing w:after="40"/>
+              <w:jc w:val="center"/>
             </w:pPr>
             <w:r/>
             <w:r>
               <w:rPr>
-                <w:b w:val="0"/>
-                <w:sz w:val="18"/>
+                <w:b/>
+                <w:color w:val="143A6B"/>
+                <w:sz w:val="20"/>
               </w:rPr>
               <w:t>5</w:t>
             </w:r>
@@ -1052,41 +1236,48 @@
         </w:tc>
         <w:tc>
           <w:tcPr>
-            <w:tcW w:type="dxa" w:w="7087"/>
+            <w:tcW w:type="dxa" w:w="7313"/>
           </w:tcPr>
           <w:p>
             <w:pPr>
-              <w:spacing w:after="20"/>
+              <w:spacing w:after="40"/>
             </w:pPr>
             <w:r/>
-            <w:r>
-              <w:rPr>
-                <w:b w:val="0"/>
-                <w:sz w:val="18"/>
-              </w:rPr>
-              <w:t>Class Dojo https://www.classdojo.com/</w:t>
-            </w:r>
+            <w:hyperlink r:id="rId11">
+              <w:r>
+                <w:rPr>
+                  <w:color w:val="1155CC"/>
+                  <w:sz w:val="19"/>
+                  <w:u w:val="single"/>
+                </w:rPr>
+                <w:t xml:space="preserve">Class Dojo</w:t>
+              </w:r>
+            </w:hyperlink>
           </w:p>
           <w:p>
             <w:pPr>
-              <w:spacing w:after="20"/>
+              <w:spacing w:after="40"/>
             </w:pPr>
             <w:r>
               <w:rPr>
                 <w:b w:val="0"/>
-                <w:sz w:val="18"/>
+                <w:i w:val="0"/>
+                <w:color w:val="1F2937"/>
+                <w:sz w:val="19"/>
               </w:rPr>
               <w:t>Give students feedback and give them start/points. ALWAYS tell them what that point is for - for hard work, for correct answers, for behavior, for homework. Tell what they need to improve.</w:t>
             </w:r>
           </w:p>
           <w:p>
             <w:pPr>
-              <w:spacing w:after="20"/>
+              <w:spacing w:after="40"/>
             </w:pPr>
             <w:r>
               <w:rPr>
                 <w:b w:val="0"/>
-                <w:sz w:val="18"/>
+                <w:i w:val="0"/>
+                <w:color w:val="1F2937"/>
+                <w:sz w:val="19"/>
               </w:rPr>
               <w:t>Ask students for the feedback: what activities they liked, what was easy or difficult. You may spend 1-2 mins for this and perform this in Russian</w:t>
             </w:r>
@@ -1094,16 +1285,18 @@
         </w:tc>
         <w:tc>
           <w:tcPr>
-            <w:tcW w:type="dxa" w:w="4819"/>
+            <w:tcW w:type="dxa" w:w="4195"/>
           </w:tcPr>
           <w:p>
             <w:pPr>
-              <w:spacing w:after="20"/>
+              <w:spacing w:after="40"/>
             </w:pPr>
             <w:r/>
             <w:r>
               <w:rPr>
                 <w:b w:val="0"/>
+                <w:i/>
+                <w:color w:val="5A6372"/>
                 <w:sz w:val="18"/>
               </w:rPr>
               <w:t>Ask to send a reaction</w:t>
@@ -1111,14 +1304,35 @@
           </w:p>
           <w:p>
             <w:pPr>
-              <w:spacing w:after="20"/>
+              <w:spacing w:after="40"/>
             </w:pPr>
             <w:r>
               <w:rPr>
                 <w:b w:val="0"/>
+                <w:i/>
+                <w:color w:val="5A6372"/>
                 <w:sz w:val="18"/>
               </w:rPr>
-              <w:t>Goodbye song https://www.youtube.com/watch?v=UQfvAlmr5g0 you can use the link or you can find the video "See You Later Alligator  Goodbye Songs" in the folder.</w:t>
+              <w:t xml:space="preserve">Goodbye song </w:t>
+            </w:r>
+            <w:hyperlink r:id="rId12">
+              <w:r>
+                <w:rPr>
+                  <w:color w:val="1155CC"/>
+                  <w:sz w:val="18"/>
+                  <w:u w:val="single"/>
+                </w:rPr>
+                <w:t xml:space="preserve">Goodbye song (YouTube)</w:t>
+              </w:r>
+            </w:hyperlink>
+            <w:r>
+              <w:rPr>
+                <w:b w:val="0"/>
+                <w:i/>
+                <w:color w:val="5A6372"/>
+                <w:sz w:val="18"/>
+              </w:rPr>
+              <w:t xml:space="preserve"> you can use the link or you can find the video "See You Later Alligator  Goodbye Songs" in the folder.</w:t>
             </w:r>
           </w:p>
         </w:tc>
